--- a/docs/fase1_comprension_dominio/Informe_Fase1_v5.docx
+++ b/docs/fase1_comprension_dominio/Informe_Fase1_v5.docx
@@ -3399,7 +3399,7 @@
                 <w:sz w:val="19"/>
                 <w:szCs w:val="19"/>
               </w:rPr>
-              <w:t xml:space="preserve">Fases 3–5: 2024 sellado y abierto una sola vez</w:t>
+              <w:t xml:space="preserve">Fases 3–5: 2024 sellado y abierto una sola vez por el pipeline definitivo. Un prototipo anterior ya se había evaluado en 2024 (incidente I-01)</w:t>
             </w:r>
           </w:p>
         </w:tc>
@@ -8782,7 +8782,7 @@
                 <w:sz w:val="19"/>
                 <w:szCs w:val="19"/>
               </w:rPr>
-              <w:t xml:space="preserve">18-10-2026</w:t>
+              <w:t xml:space="preserve">03-08-2026</w:t>
             </w:r>
           </w:p>
         </w:tc>
@@ -8813,7 +8813,7 @@
                 <w:sz w:val="19"/>
                 <w:szCs w:val="19"/>
               </w:rPr>
-              <w:t xml:space="preserve">Fase 3 ejecutada; informe de la Fase 3 y planes de las Fases 3 y 4</w:t>
+              <w:t xml:space="preserve">Informe de seminario: objetivos y criterios de aceptación</w:t>
             </w:r>
           </w:p>
         </w:tc>
@@ -8880,7 +8880,7 @@
                 <w:sz w:val="19"/>
                 <w:szCs w:val="19"/>
               </w:rPr>
-              <w:t xml:space="preserve">19-10-2026 03:01</w:t>
+              <w:t xml:space="preserve">27-09-2026 20:33</w:t>
             </w:r>
           </w:p>
         </w:tc>
@@ -8911,7 +8911,7 @@
                 <w:sz w:val="19"/>
                 <w:szCs w:val="19"/>
               </w:rPr>
-              <w:t xml:space="preserve">Informe de la Fase 4 (modelos congelados)</w:t>
+              <w:t xml:space="preserve">Fase 1 publicada en GitHub (pre-registro verificable de la Fase 1)</w:t>
             </w:r>
           </w:p>
         </w:tc>
@@ -8978,7 +8978,7 @@
                 <w:sz w:val="19"/>
                 <w:szCs w:val="19"/>
               </w:rPr>
-              <w:t xml:space="preserve">19-10-2026 12:16</w:t>
+              <w:t xml:space="preserve">27-09-2026 20:58</w:t>
             </w:r>
           </w:p>
         </w:tc>
@@ -9009,7 +9009,14 @@
                 <w:sz w:val="19"/>
                 <w:szCs w:val="19"/>
               </w:rPr>
-              <w:t xml:space="preserve">Pre-registro del protocolo de la Fase 5 (huella SHA-256 5624bdae…)</w:t>
+              <w:t xml:space="preserve">Un prototipo anterior se evalúa en 2024 y publica sus resultados</w:t>
+            </w:r>
+            <w:r>
+              <w:rPr>
+                <w:sz w:val="19"/>
+                <w:szCs w:val="19"/>
+              </w:rPr>
+              <w:t xml:space="preserve"> (incidente I-01)</w:t>
             </w:r>
           </w:p>
         </w:tc>
@@ -9040,7 +9047,7 @@
                 <w:sz w:val="19"/>
                 <w:szCs w:val="19"/>
               </w:rPr>
-              <w:t xml:space="preserve">Antes</w:t>
+              <w:t xml:space="preserve">Antes del sello, pero usa el desenlace de 2024</w:t>
             </w:r>
           </w:p>
         </w:tc>
@@ -9076,7 +9083,7 @@
                 <w:sz w:val="19"/>
                 <w:szCs w:val="19"/>
               </w:rPr>
-              <w:t xml:space="preserve">19-10-2026 12:24</w:t>
+              <w:t xml:space="preserve">18-10-2026</w:t>
             </w:r>
           </w:p>
         </w:tc>
@@ -9107,7 +9114,7 @@
                 <w:sz w:val="19"/>
                 <w:szCs w:val="19"/>
               </w:rPr>
-              <w:t xml:space="preserve">Plan e informe de preparación de la Fase 5</w:t>
+              <w:t xml:space="preserve">Fase 3 ejecutada; informe de la Fase 3 y planes de las Fases 3 y 4</w:t>
             </w:r>
           </w:p>
         </w:tc>
@@ -9174,7 +9181,7 @@
                 <w:sz w:val="19"/>
                 <w:szCs w:val="19"/>
               </w:rPr>
-              <w:t xml:space="preserve">19-10-2026 13:04</w:t>
+              <w:t xml:space="preserve">19-10-2026 03:01</w:t>
             </w:r>
           </w:p>
         </w:tc>
@@ -9205,7 +9212,7 @@
                 <w:sz w:val="19"/>
                 <w:szCs w:val="19"/>
               </w:rPr>
-              <w:t xml:space="preserve">Apertura única del desenlace de 2024</w:t>
+              <w:t xml:space="preserve">Informe de la Fase 4 (modelos congelados)</w:t>
             </w:r>
           </w:p>
         </w:tc>
@@ -9236,7 +9243,7 @@
                 <w:sz w:val="19"/>
                 <w:szCs w:val="19"/>
               </w:rPr>
-              <w:t xml:space="preserve">—</w:t>
+              <w:t xml:space="preserve">Antes</w:t>
             </w:r>
           </w:p>
         </w:tc>
@@ -9272,7 +9279,7 @@
                 <w:sz w:val="19"/>
                 <w:szCs w:val="19"/>
               </w:rPr>
-              <w:t xml:space="preserve">19-10-2026 13:38</w:t>
+              <w:t xml:space="preserve">19-10-2026 12:16</w:t>
             </w:r>
           </w:p>
         </w:tc>
@@ -9303,7 +9310,7 @@
                 <w:sz w:val="19"/>
                 <w:szCs w:val="19"/>
               </w:rPr>
-              <w:t xml:space="preserve">Informe de evaluación de la Fase 5</w:t>
+              <w:t xml:space="preserve">Pre-registro del protocolo de la Fase 5 (huella SHA-256 5624bdae…)</w:t>
             </w:r>
           </w:p>
         </w:tc>
@@ -9334,7 +9341,7 @@
                 <w:sz w:val="19"/>
                 <w:szCs w:val="19"/>
               </w:rPr>
-              <w:t xml:space="preserve">Después</w:t>
+              <w:t xml:space="preserve">Antes</w:t>
             </w:r>
           </w:p>
         </w:tc>
@@ -9370,7 +9377,7 @@
                 <w:sz w:val="19"/>
                 <w:szCs w:val="19"/>
               </w:rPr>
-              <w:t xml:space="preserve">19-10-2026 22:53</w:t>
+              <w:t xml:space="preserve">19-10-2026 12:24</w:t>
             </w:r>
           </w:p>
         </w:tc>
@@ -9401,7 +9408,7 @@
                 <w:sz w:val="19"/>
                 <w:szCs w:val="19"/>
               </w:rPr>
-              <w:t xml:space="preserve">Versiones «v4 consenso» de los informes de las Fases 1 a 4</w:t>
+              <w:t xml:space="preserve">Plan e informe de preparación de la Fase 5</w:t>
             </w:r>
           </w:p>
         </w:tc>
@@ -9432,7 +9439,7 @@
                 <w:sz w:val="19"/>
                 <w:szCs w:val="19"/>
               </w:rPr>
-              <w:t xml:space="preserve">Después</w:t>
+              <w:t xml:space="preserve">Antes</w:t>
             </w:r>
           </w:p>
         </w:tc>
@@ -9468,6 +9475,300 @@
                 <w:sz w:val="19"/>
                 <w:szCs w:val="19"/>
               </w:rPr>
+              <w:t xml:space="preserve">19-10-2026 13:04</w:t>
+            </w:r>
+          </w:p>
+        </w:tc>
+        <w:tc>
+          <w:tcPr>
+            <w:tcW w:type="dxa" w:w="5419"/>
+            <w:tcBorders>
+              <w:top w:val="single" w:color="D9D9D9" w:sz="4"/>
+              <w:left w:val="single" w:color="D9D9D9" w:sz="4"/>
+              <w:bottom w:val="single" w:color="D9D9D9" w:sz="4"/>
+              <w:right w:val="single" w:color="D9D9D9" w:sz="4"/>
+            </w:tcBorders>
+            <w:shd w:fill="FFFFFF" w:color="auto" w:val="clear"/>
+            <w:tcMar>
+              <w:top w:type="dxa" w:w="70"/>
+              <w:left w:type="dxa" w:w="110"/>
+              <w:bottom w:type="dxa" w:w="70"/>
+              <w:right w:type="dxa" w:w="110"/>
+            </w:tcMar>
+            <w:vAlign w:val="top"/>
+          </w:tcPr>
+          <w:p>
+            <w:pPr>
+              <w:spacing w:after="40" w:line="252"/>
+            </w:pPr>
+            <w:r>
+              <w:rPr>
+                <w:sz w:val="19"/>
+                <w:szCs w:val="19"/>
+              </w:rPr>
+              <w:t xml:space="preserve">Apertura única del desenlace de 2024</w:t>
+            </w:r>
+          </w:p>
+        </w:tc>
+        <w:tc>
+          <w:tcPr>
+            <w:tcW w:type="dxa" w:w="1970"/>
+            <w:tcBorders>
+              <w:top w:val="single" w:color="D9D9D9" w:sz="4"/>
+              <w:left w:val="single" w:color="D9D9D9" w:sz="4"/>
+              <w:bottom w:val="single" w:color="D9D9D9" w:sz="4"/>
+              <w:right w:val="single" w:color="D9D9D9" w:sz="4"/>
+            </w:tcBorders>
+            <w:shd w:fill="FFFFFF" w:color="auto" w:val="clear"/>
+            <w:tcMar>
+              <w:top w:type="dxa" w:w="70"/>
+              <w:left w:type="dxa" w:w="110"/>
+              <w:bottom w:type="dxa" w:w="70"/>
+              <w:right w:type="dxa" w:w="110"/>
+            </w:tcMar>
+            <w:vAlign w:val="top"/>
+          </w:tcPr>
+          <w:p>
+            <w:pPr>
+              <w:spacing w:after="40" w:line="252"/>
+            </w:pPr>
+            <w:r>
+              <w:rPr>
+                <w:sz w:val="19"/>
+                <w:szCs w:val="19"/>
+              </w:rPr>
+              <w:t xml:space="preserve">—</w:t>
+            </w:r>
+          </w:p>
+        </w:tc>
+      </w:tr>
+      <w:tr>
+        <w:trPr>
+          <w:cantSplit/>
+        </w:trPr>
+        <w:tc>
+          <w:tcPr>
+            <w:tcW w:type="dxa" w:w="1971"/>
+            <w:tcBorders>
+              <w:top w:val="single" w:color="D9D9D9" w:sz="4"/>
+              <w:left w:val="single" w:color="D9D9D9" w:sz="4"/>
+              <w:bottom w:val="single" w:color="D9D9D9" w:sz="4"/>
+              <w:right w:val="single" w:color="D9D9D9" w:sz="4"/>
+            </w:tcBorders>
+            <w:shd w:fill="F7F7F7" w:color="auto" w:val="clear"/>
+            <w:tcMar>
+              <w:top w:type="dxa" w:w="70"/>
+              <w:left w:type="dxa" w:w="110"/>
+              <w:bottom w:type="dxa" w:w="70"/>
+              <w:right w:type="dxa" w:w="110"/>
+            </w:tcMar>
+            <w:vAlign w:val="top"/>
+          </w:tcPr>
+          <w:p>
+            <w:pPr>
+              <w:spacing w:after="40" w:line="252"/>
+            </w:pPr>
+            <w:r>
+              <w:rPr>
+                <w:sz w:val="19"/>
+                <w:szCs w:val="19"/>
+              </w:rPr>
+              <w:t xml:space="preserve">19-10-2026 13:38</w:t>
+            </w:r>
+          </w:p>
+        </w:tc>
+        <w:tc>
+          <w:tcPr>
+            <w:tcW w:type="dxa" w:w="5419"/>
+            <w:tcBorders>
+              <w:top w:val="single" w:color="D9D9D9" w:sz="4"/>
+              <w:left w:val="single" w:color="D9D9D9" w:sz="4"/>
+              <w:bottom w:val="single" w:color="D9D9D9" w:sz="4"/>
+              <w:right w:val="single" w:color="D9D9D9" w:sz="4"/>
+            </w:tcBorders>
+            <w:shd w:fill="F7F7F7" w:color="auto" w:val="clear"/>
+            <w:tcMar>
+              <w:top w:type="dxa" w:w="70"/>
+              <w:left w:type="dxa" w:w="110"/>
+              <w:bottom w:type="dxa" w:w="70"/>
+              <w:right w:type="dxa" w:w="110"/>
+            </w:tcMar>
+            <w:vAlign w:val="top"/>
+          </w:tcPr>
+          <w:p>
+            <w:pPr>
+              <w:spacing w:after="40" w:line="252"/>
+            </w:pPr>
+            <w:r>
+              <w:rPr>
+                <w:sz w:val="19"/>
+                <w:szCs w:val="19"/>
+              </w:rPr>
+              <w:t xml:space="preserve">Informe de evaluación de la Fase 5</w:t>
+            </w:r>
+          </w:p>
+        </w:tc>
+        <w:tc>
+          <w:tcPr>
+            <w:tcW w:type="dxa" w:w="1970"/>
+            <w:tcBorders>
+              <w:top w:val="single" w:color="D9D9D9" w:sz="4"/>
+              <w:left w:val="single" w:color="D9D9D9" w:sz="4"/>
+              <w:bottom w:val="single" w:color="D9D9D9" w:sz="4"/>
+              <w:right w:val="single" w:color="D9D9D9" w:sz="4"/>
+            </w:tcBorders>
+            <w:shd w:fill="F7F7F7" w:color="auto" w:val="clear"/>
+            <w:tcMar>
+              <w:top w:type="dxa" w:w="70"/>
+              <w:left w:type="dxa" w:w="110"/>
+              <w:bottom w:type="dxa" w:w="70"/>
+              <w:right w:type="dxa" w:w="110"/>
+            </w:tcMar>
+            <w:vAlign w:val="top"/>
+          </w:tcPr>
+          <w:p>
+            <w:pPr>
+              <w:spacing w:after="40" w:line="252"/>
+            </w:pPr>
+            <w:r>
+              <w:rPr>
+                <w:sz w:val="19"/>
+                <w:szCs w:val="19"/>
+              </w:rPr>
+              <w:t xml:space="preserve">Después</w:t>
+            </w:r>
+          </w:p>
+        </w:tc>
+      </w:tr>
+      <w:tr>
+        <w:trPr>
+          <w:cantSplit/>
+        </w:trPr>
+        <w:tc>
+          <w:tcPr>
+            <w:tcW w:type="dxa" w:w="1971"/>
+            <w:tcBorders>
+              <w:top w:val="single" w:color="D9D9D9" w:sz="4"/>
+              <w:left w:val="single" w:color="D9D9D9" w:sz="4"/>
+              <w:bottom w:val="single" w:color="D9D9D9" w:sz="4"/>
+              <w:right w:val="single" w:color="D9D9D9" w:sz="4"/>
+            </w:tcBorders>
+            <w:shd w:fill="FFFFFF" w:color="auto" w:val="clear"/>
+            <w:tcMar>
+              <w:top w:type="dxa" w:w="70"/>
+              <w:left w:type="dxa" w:w="110"/>
+              <w:bottom w:type="dxa" w:w="70"/>
+              <w:right w:type="dxa" w:w="110"/>
+            </w:tcMar>
+            <w:vAlign w:val="top"/>
+          </w:tcPr>
+          <w:p>
+            <w:pPr>
+              <w:spacing w:after="40" w:line="252"/>
+            </w:pPr>
+            <w:r>
+              <w:rPr>
+                <w:sz w:val="19"/>
+                <w:szCs w:val="19"/>
+              </w:rPr>
+              <w:t xml:space="preserve">19-10-2026 22:53</w:t>
+            </w:r>
+          </w:p>
+        </w:tc>
+        <w:tc>
+          <w:tcPr>
+            <w:tcW w:type="dxa" w:w="5419"/>
+            <w:tcBorders>
+              <w:top w:val="single" w:color="D9D9D9" w:sz="4"/>
+              <w:left w:val="single" w:color="D9D9D9" w:sz="4"/>
+              <w:bottom w:val="single" w:color="D9D9D9" w:sz="4"/>
+              <w:right w:val="single" w:color="D9D9D9" w:sz="4"/>
+            </w:tcBorders>
+            <w:shd w:fill="FFFFFF" w:color="auto" w:val="clear"/>
+            <w:tcMar>
+              <w:top w:type="dxa" w:w="70"/>
+              <w:left w:type="dxa" w:w="110"/>
+              <w:bottom w:type="dxa" w:w="70"/>
+              <w:right w:type="dxa" w:w="110"/>
+            </w:tcMar>
+            <w:vAlign w:val="top"/>
+          </w:tcPr>
+          <w:p>
+            <w:pPr>
+              <w:spacing w:after="40" w:line="252"/>
+            </w:pPr>
+            <w:r>
+              <w:rPr>
+                <w:sz w:val="19"/>
+                <w:szCs w:val="19"/>
+              </w:rPr>
+              <w:t xml:space="preserve">Versiones «v4 consenso» de los informes de las Fases 1 a 4</w:t>
+            </w:r>
+          </w:p>
+        </w:tc>
+        <w:tc>
+          <w:tcPr>
+            <w:tcW w:type="dxa" w:w="1970"/>
+            <w:tcBorders>
+              <w:top w:val="single" w:color="D9D9D9" w:sz="4"/>
+              <w:left w:val="single" w:color="D9D9D9" w:sz="4"/>
+              <w:bottom w:val="single" w:color="D9D9D9" w:sz="4"/>
+              <w:right w:val="single" w:color="D9D9D9" w:sz="4"/>
+            </w:tcBorders>
+            <w:shd w:fill="FFFFFF" w:color="auto" w:val="clear"/>
+            <w:tcMar>
+              <w:top w:type="dxa" w:w="70"/>
+              <w:left w:type="dxa" w:w="110"/>
+              <w:bottom w:type="dxa" w:w="70"/>
+              <w:right w:type="dxa" w:w="110"/>
+            </w:tcMar>
+            <w:vAlign w:val="top"/>
+          </w:tcPr>
+          <w:p>
+            <w:pPr>
+              <w:spacing w:after="40" w:line="252"/>
+            </w:pPr>
+            <w:r>
+              <w:rPr>
+                <w:sz w:val="19"/>
+                <w:szCs w:val="19"/>
+              </w:rPr>
+              <w:t xml:space="preserve">Después</w:t>
+            </w:r>
+          </w:p>
+        </w:tc>
+      </w:tr>
+      <w:tr>
+        <w:trPr>
+          <w:cantSplit/>
+        </w:trPr>
+        <w:tc>
+          <w:tcPr>
+            <w:tcW w:type="dxa" w:w="1971"/>
+            <w:tcBorders>
+              <w:top w:val="single" w:color="D9D9D9" w:sz="4"/>
+              <w:left w:val="single" w:color="D9D9D9" w:sz="4"/>
+              <w:bottom w:val="single" w:color="D9D9D9" w:sz="4"/>
+              <w:right w:val="single" w:color="D9D9D9" w:sz="4"/>
+            </w:tcBorders>
+            <w:shd w:fill="F7F7F7" w:color="auto" w:val="clear"/>
+            <w:tcMar>
+              <w:top w:type="dxa" w:w="70"/>
+              <w:left w:type="dxa" w:w="110"/>
+              <w:bottom w:type="dxa" w:w="70"/>
+              <w:right w:type="dxa" w:w="110"/>
+            </w:tcMar>
+            <w:vAlign w:val="top"/>
+          </w:tcPr>
+          <w:p>
+            <w:pPr>
+              <w:spacing w:after="40" w:line="252"/>
+            </w:pPr>
+            <w:r>
+              <w:rPr>
+                <w:sz w:val="19"/>
+                <w:szCs w:val="19"/>
+              </w:rPr>
               <w:t xml:space="preserve">20/21-10-2026</w:t>
             </w:r>
           </w:p>
@@ -9481,6 +9782,73 @@
               <w:bottom w:val="single" w:color="D9D9D9" w:sz="4"/>
               <w:right w:val="single" w:color="D9D9D9" w:sz="4"/>
             </w:tcBorders>
+            <w:shd w:fill="F7F7F7" w:color="auto" w:val="clear"/>
+            <w:tcMar>
+              <w:top w:type="dxa" w:w="70"/>
+              <w:left w:type="dxa" w:w="110"/>
+              <w:bottom w:type="dxa" w:w="70"/>
+              <w:right w:type="dxa" w:w="110"/>
+            </w:tcMar>
+            <w:vAlign w:val="top"/>
+          </w:tcPr>
+          <w:p>
+            <w:pPr>
+              <w:spacing w:after="40" w:line="252"/>
+            </w:pPr>
+            <w:r>
+              <w:rPr>
+                <w:sz w:val="19"/>
+                <w:szCs w:val="19"/>
+              </w:rPr>
+              <w:t xml:space="preserve">Auditoría externa y reproducción independiente desde cero</w:t>
+            </w:r>
+          </w:p>
+        </w:tc>
+        <w:tc>
+          <w:tcPr>
+            <w:tcW w:type="dxa" w:w="1970"/>
+            <w:tcBorders>
+              <w:top w:val="single" w:color="D9D9D9" w:sz="4"/>
+              <w:left w:val="single" w:color="D9D9D9" w:sz="4"/>
+              <w:bottom w:val="single" w:color="D9D9D9" w:sz="4"/>
+              <w:right w:val="single" w:color="D9D9D9" w:sz="4"/>
+            </w:tcBorders>
+            <w:shd w:fill="F7F7F7" w:color="auto" w:val="clear"/>
+            <w:tcMar>
+              <w:top w:type="dxa" w:w="70"/>
+              <w:left w:type="dxa" w:w="110"/>
+              <w:bottom w:type="dxa" w:w="70"/>
+              <w:right w:type="dxa" w:w="110"/>
+            </w:tcMar>
+            <w:vAlign w:val="top"/>
+          </w:tcPr>
+          <w:p>
+            <w:pPr>
+              <w:spacing w:after="40" w:line="252"/>
+            </w:pPr>
+            <w:r>
+              <w:rPr>
+                <w:sz w:val="19"/>
+                <w:szCs w:val="19"/>
+              </w:rPr>
+              <w:t xml:space="preserve">Después</w:t>
+            </w:r>
+          </w:p>
+        </w:tc>
+      </w:tr>
+      <w:tr>
+        <w:trPr>
+          <w:cantSplit/>
+        </w:trPr>
+        <w:tc>
+          <w:tcPr>
+            <w:tcW w:type="dxa" w:w="1971"/>
+            <w:tcBorders>
+              <w:top w:val="single" w:color="D9D9D9" w:sz="4"/>
+              <w:left w:val="single" w:color="D9D9D9" w:sz="4"/>
+              <w:bottom w:val="single" w:color="D9D9D9" w:sz="4"/>
+              <w:right w:val="single" w:color="D9D9D9" w:sz="4"/>
+            </w:tcBorders>
             <w:shd w:fill="FFFFFF" w:color="auto" w:val="clear"/>
             <w:tcMar>
               <w:top w:type="dxa" w:w="70"/>
@@ -9499,7 +9867,38 @@
                 <w:sz w:val="19"/>
                 <w:szCs w:val="19"/>
               </w:rPr>
-              <w:t xml:space="preserve">Auditoría externa y reproducción independiente desde cero</w:t>
+              <w:t xml:space="preserve">21-10-2026</w:t>
+            </w:r>
+          </w:p>
+        </w:tc>
+        <w:tc>
+          <w:tcPr>
+            <w:tcW w:type="dxa" w:w="5419"/>
+            <w:tcBorders>
+              <w:top w:val="single" w:color="D9D9D9" w:sz="4"/>
+              <w:left w:val="single" w:color="D9D9D9" w:sz="4"/>
+              <w:bottom w:val="single" w:color="D9D9D9" w:sz="4"/>
+              <w:right w:val="single" w:color="D9D9D9" w:sz="4"/>
+            </w:tcBorders>
+            <w:shd w:fill="FFFFFF" w:color="auto" w:val="clear"/>
+            <w:tcMar>
+              <w:top w:type="dxa" w:w="70"/>
+              <w:left w:type="dxa" w:w="110"/>
+              <w:bottom w:type="dxa" w:w="70"/>
+              <w:right w:type="dxa" w:w="110"/>
+            </w:tcMar>
+            <w:vAlign w:val="top"/>
+          </w:tcPr>
+          <w:p>
+            <w:pPr>
+              <w:spacing w:after="40" w:line="252"/>
+            </w:pPr>
+            <w:r>
+              <w:rPr>
+                <w:sz w:val="19"/>
+                <w:szCs w:val="19"/>
+              </w:rPr>
+              <w:t xml:space="preserve">Registro completo de incidentes (I-01 a I-09) y borrador de la enmienda 01 al protocolo</w:t>
             </w:r>
           </w:p>
         </w:tc>
@@ -9686,7 +10085,7 @@
               <w:spacing w:after="60" w:line="264"/>
             </w:pPr>
             <w:r>
-              <w:t xml:space="preserve">La garantía más fuerte de que 2024 se evaluó a ciegas es el </w:t>
+              <w:t xml:space="preserve">El </w:t>
             </w:r>
             <w:r>
               <w:rPr>
@@ -9696,17 +10095,46 @@
               <w:t xml:space="preserve">protocolo pre-registrado</w:t>
             </w:r>
             <w:r>
-              <w:t xml:space="preserve"> de la Fase 5 (huella SHA-256 registrada 48 minutos antes de abrir). Los cambios hechos a los documentos después de esa hora no alteran los modelos ni el protocolo, pero deben leerse como </w:t>
+              <w:t xml:space="preserve"> de la Fase 5 (huella SHA-256 registrada 48 minutos antes de abrir) garantiza que el pipeline definitivo no se ajustó mirando 2024. Pero 2024 </w:t>
             </w:r>
             <w:r>
               <w:rPr>
                 <w:b/>
                 <w:bCs/>
               </w:rPr>
-              <w:t xml:space="preserve">enmiendas posteriores</w:t>
-            </w:r>
-            <w:r>
-              <w:t xml:space="preserve">, no como decisiones previas. El archivo de la v3 tiene fecha de guardado posterior a la apertura (re-guardado), así que su contenido refleja el diseño previo pero su fecha no lo prueba.</w:t>
+              <w:t xml:space="preserve">no fue un año ciego para el autor</w:t>
+            </w:r>
+            <w:r>
+              <w:t xml:space="preserve">: el 27-09-2026 un prototipo anterior se evaluó en ese año y publicó sus resultados (incidente I-01).</w:t>
+            </w:r>
+          </w:p>
+          <w:p>
+            <w:pPr>
+              <w:spacing w:after="60" w:line="264"/>
+            </w:pPr>
+            <w:r>
+              <w:t xml:space="preserve">Por eso el pre-registro verificable de esta fase es la versión publicada en GitHub el 27-09, 25 minutos antes de esa evaluación. La v3 es la versión de trabajo: su contenido refleja el diseño previo, pero se guardó después de la apertura. La v4 es una </w:t>
+            </w:r>
+            <w:r>
+              <w:rPr>
+                <w:b/>
+                <w:bCs/>
+              </w:rPr>
+              <w:t xml:space="preserve">enmienda posterior</w:t>
+            </w:r>
+            <w:r>
+              <w:t xml:space="preserve">. El detalle, decisión por decisión, está en </w:t>
+            </w:r>
+            <w:r>
+              <w:rPr>
+                <w:rFonts w:ascii="Consolas" w:cs="Consolas" w:eastAsia="Consolas" w:hAnsi="Consolas"/>
+                <w:sz w:val="19"/>
+                <w:szCs w:val="19"/>
+              </w:rPr>
+              <w:t xml:space="preserve">docs/fase1_comprension_dominio/VERSIONES_Y_DESVIACIONES.md</w:t>
+            </w:r>
+            <w:r>
+              <w:t xml:space="preserve">.</w:t>
             </w:r>
           </w:p>
         </w:tc>

--- a/docs/fase1_comprension_dominio/Informe_Fase1_v5.docx
+++ b/docs/fase1_comprension_dominio/Informe_Fase1_v5.docx
@@ -9898,7 +9898,7 @@
                 <w:sz w:val="19"/>
                 <w:szCs w:val="19"/>
               </w:rPr>
-              <w:t xml:space="preserve">Registro completo de incidentes (I-01 a I-09) y borrador de la enmienda 01 al protocolo</w:t>
+              <w:t xml:space="preserve">Registro completo de incidentes (I-01 a I-10) y borrador de la enmienda 01 al protocolo</w:t>
             </w:r>
           </w:p>
         </w:tc>
